--- a/data/revised_2026-10_full/outputs/v2/Core_Mathematics/SS2.5_Area_of_Polygons/Core_Mathematics_Area_of_Polygons_CBE_LessonSequence.docx
+++ b/data/revised_2026-10_full/outputs/v2/Core_Mathematics/SS2.5_Area_of_Polygons/Core_Mathematics_Area_of_Polygons_CBE_LessonSequence.docx
@@ -2618,7 +2618,7 @@
         </w:rPr>
         <w:t xml:space="preserve">© 2026 SeaVuria and ARES. This work is licensed under a </w:t>
       </w:r>
-      <w:hyperlink w:history="1" r:id="rIdztx6aciwjlkt2iifnlsut">
+      <w:hyperlink w:history="1" r:id="rIdekq32zqpmqobihlrkucfk">
         <w:r>
           <w:rPr>
             <w:rFonts w:ascii="Arial" w:cs="Arial" w:eastAsia="Arial" w:hAnsi="Arial"/>
@@ -2638,7 +2638,7 @@
         </w:rPr>
         <w:t xml:space="preserve"> (</w:t>
       </w:r>
-      <w:hyperlink w:history="1" r:id="rIdxmb5l78v7jittkg0h30kx">
+      <w:hyperlink w:history="1" r:id="rIdd_pr7u_vzfqn2l06bvu12">
         <w:r>
           <w:rPr>
             <w:rFonts w:ascii="Arial" w:cs="Arial" w:eastAsia="Arial" w:hAnsi="Arial"/>
@@ -2658,7 +2658,7 @@
         </w:rPr>
         <w:t xml:space="preserve">). To view a copy of this license, visit </w:t>
       </w:r>
-      <w:hyperlink w:history="1" r:id="rIdpo3wxgorzwkxjbkq6r9er">
+      <w:hyperlink w:history="1" r:id="rIduebkslie8ki6n40h3b6uo">
         <w:r>
           <w:rPr>
             <w:rFonts w:ascii="Arial" w:cs="Arial" w:eastAsia="Arial" w:hAnsi="Arial"/>
@@ -3697,7 +3697,7 @@
             <w:pPr>
               <w:spacing w:after="20" w:before="0"/>
             </w:pPr>
-            <w:hyperlink w:history="1" r:id="rId8qcblunm_xjcuraautchc">
+            <w:hyperlink w:history="1" r:id="rIdvgses5cmhylytiqjebbqx">
               <w:r>
                 <w:rPr>
                   <w:rFonts w:ascii="Arial" w:cs="Arial" w:eastAsia="Arial" w:hAnsi="Arial"/>
@@ -3730,7 +3730,7 @@
               <w:spacing w:after="10" w:before="0"/>
               <w:ind w:left="120"/>
             </w:pPr>
-            <w:hyperlink w:history="1" r:id="rIdzxcqpnjnisjrjefvtcj-y">
+            <w:hyperlink w:history="1" r:id="rIdkgnrbubnyzbc19n7uafla">
               <w:r>
                 <w:rPr>
                   <w:rFonts w:ascii="Arial" w:cs="Arial" w:eastAsia="Arial" w:hAnsi="Arial"/>
@@ -3775,7 +3775,7 @@
             <w:pPr>
               <w:spacing w:after="20" w:before="0"/>
             </w:pPr>
-            <w:hyperlink w:history="1" r:id="rId5kvg5x618j1w8ralk7gpn">
+            <w:hyperlink w:history="1" r:id="rIdf46fothjymitreryigayv">
               <w:r>
                 <w:rPr>
                   <w:rFonts w:ascii="Arial" w:cs="Arial" w:eastAsia="Arial" w:hAnsi="Arial"/>
@@ -3808,7 +3808,7 @@
               <w:spacing w:after="10" w:before="0"/>
               <w:ind w:left="120"/>
             </w:pPr>
-            <w:hyperlink w:history="1" r:id="rIdbz0oc6-cwyg2bya7mvx8h">
+            <w:hyperlink w:history="1" r:id="rIdf_v7pd1mdbgrw9as7zeui">
               <w:r>
                 <w:rPr>
                   <w:rFonts w:ascii="Arial" w:cs="Arial" w:eastAsia="Arial" w:hAnsi="Arial"/>
@@ -4008,7 +4008,7 @@
             <w:pPr>
               <w:spacing w:after="20" w:before="0"/>
             </w:pPr>
-            <w:hyperlink w:history="1" r:id="rIddywngihtylh3vrviffdof">
+            <w:hyperlink w:history="1" r:id="rIdcq16dilcaq4powcyqxwi8">
               <w:r>
                 <w:rPr>
                   <w:rFonts w:ascii="Arial" w:cs="Arial" w:eastAsia="Arial" w:hAnsi="Arial"/>
@@ -4041,7 +4041,7 @@
               <w:spacing w:after="10" w:before="0"/>
               <w:ind w:left="120"/>
             </w:pPr>
-            <w:hyperlink w:history="1" r:id="rIdukhwassmtob0z8d_27ws6">
+            <w:hyperlink w:history="1" r:id="rIdoo07ewvaewrshkzsqhtdl">
               <w:r>
                 <w:rPr>
                   <w:rFonts w:ascii="Arial" w:cs="Arial" w:eastAsia="Arial" w:hAnsi="Arial"/>
@@ -4086,7 +4086,7 @@
             <w:pPr>
               <w:spacing w:after="20" w:before="0"/>
             </w:pPr>
-            <w:hyperlink w:history="1" r:id="rIdzp6ekq6whqpq_x6ihfp2b">
+            <w:hyperlink w:history="1" r:id="rIdwdaspnc9cmqkjg6wuroxa">
               <w:r>
                 <w:rPr>
                   <w:rFonts w:ascii="Arial" w:cs="Arial" w:eastAsia="Arial" w:hAnsi="Arial"/>
@@ -4119,7 +4119,7 @@
               <w:spacing w:after="10" w:before="0"/>
               <w:ind w:left="120"/>
             </w:pPr>
-            <w:hyperlink w:history="1" r:id="rIdp1pewdbgmbork6pktzagz">
+            <w:hyperlink w:history="1" r:id="rIdhf_6oky27ktki9s9enpge">
               <w:r>
                 <w:rPr>
                   <w:rFonts w:ascii="Arial" w:cs="Arial" w:eastAsia="Arial" w:hAnsi="Arial"/>
@@ -4319,7 +4319,7 @@
             <w:pPr>
               <w:spacing w:after="20" w:before="0"/>
             </w:pPr>
-            <w:hyperlink w:history="1" r:id="rIdl0p-cci2wuptyemco3si8">
+            <w:hyperlink w:history="1" r:id="rId8g7znnzkzwfwt3x15gpfc">
               <w:r>
                 <w:rPr>
                   <w:rFonts w:ascii="Arial" w:cs="Arial" w:eastAsia="Arial" w:hAnsi="Arial"/>
@@ -4352,7 +4352,7 @@
               <w:spacing w:after="10" w:before="0"/>
               <w:ind w:left="120"/>
             </w:pPr>
-            <w:hyperlink w:history="1" r:id="rIdaqvqbry1b611rmedssfs7">
+            <w:hyperlink w:history="1" r:id="rIdl5owf78mccndmwihab1zt">
               <w:r>
                 <w:rPr>
                   <w:rFonts w:ascii="Arial" w:cs="Arial" w:eastAsia="Arial" w:hAnsi="Arial"/>
@@ -4397,7 +4397,7 @@
             <w:pPr>
               <w:spacing w:after="20" w:before="0"/>
             </w:pPr>
-            <w:hyperlink w:history="1" r:id="rIdd_vdzqvy9dqez5ok4ybkt">
+            <w:hyperlink w:history="1" r:id="rIdx7izo7tjj_iz3oktns1nc">
               <w:r>
                 <w:rPr>
                   <w:rFonts w:ascii="Arial" w:cs="Arial" w:eastAsia="Arial" w:hAnsi="Arial"/>
@@ -4430,7 +4430,7 @@
               <w:spacing w:after="10" w:before="0"/>
               <w:ind w:left="120"/>
             </w:pPr>
-            <w:hyperlink w:history="1" r:id="rIdwknclujsujla0oihqrfit">
+            <w:hyperlink w:history="1" r:id="rIded0ykz7gc6evbc66y-5en">
               <w:r>
                 <w:rPr>
                   <w:rFonts w:ascii="Arial" w:cs="Arial" w:eastAsia="Arial" w:hAnsi="Arial"/>
@@ -4630,7 +4630,7 @@
             <w:pPr>
               <w:spacing w:after="20" w:before="0"/>
             </w:pPr>
-            <w:hyperlink w:history="1" r:id="rIdncndudwvmas_va3zscguq">
+            <w:hyperlink w:history="1" r:id="rIdhu4germc7wkqzp4r7pdt_">
               <w:r>
                 <w:rPr>
                   <w:rFonts w:ascii="Arial" w:cs="Arial" w:eastAsia="Arial" w:hAnsi="Arial"/>
@@ -4663,7 +4663,7 @@
               <w:spacing w:after="10" w:before="0"/>
               <w:ind w:left="120"/>
             </w:pPr>
-            <w:hyperlink w:history="1" r:id="rIdlfz_-pjkigbzuynsil9jr">
+            <w:hyperlink w:history="1" r:id="rIddzdbxwohu8qaj64genq9c">
               <w:r>
                 <w:rPr>
                   <w:rFonts w:ascii="Arial" w:cs="Arial" w:eastAsia="Arial" w:hAnsi="Arial"/>
@@ -4708,7 +4708,7 @@
             <w:pPr>
               <w:spacing w:after="20" w:before="0"/>
             </w:pPr>
-            <w:hyperlink w:history="1" r:id="rId6ahmh7wo4lnbzozo6hvmr">
+            <w:hyperlink w:history="1" r:id="rIdjn94cmutkrraakwgz-ftc">
               <w:r>
                 <w:rPr>
                   <w:rFonts w:ascii="Arial" w:cs="Arial" w:eastAsia="Arial" w:hAnsi="Arial"/>
@@ -4741,7 +4741,7 @@
               <w:spacing w:after="10" w:before="0"/>
               <w:ind w:left="120"/>
             </w:pPr>
-            <w:hyperlink w:history="1" r:id="rIdyrpyorvxbpvpy9kqgyr-k">
+            <w:hyperlink w:history="1" r:id="rIdsrdyitua9clyg-sipp0mg">
               <w:r>
                 <w:rPr>
                   <w:rFonts w:ascii="Arial" w:cs="Arial" w:eastAsia="Arial" w:hAnsi="Arial"/>
@@ -4941,7 +4941,7 @@
             <w:pPr>
               <w:spacing w:after="20" w:before="0"/>
             </w:pPr>
-            <w:hyperlink w:history="1" r:id="rIdqvxfqak4ac407w3bxjxmf">
+            <w:hyperlink w:history="1" r:id="rId-7o65rdcg4g8_agohgg9q">
               <w:r>
                 <w:rPr>
                   <w:rFonts w:ascii="Arial" w:cs="Arial" w:eastAsia="Arial" w:hAnsi="Arial"/>
@@ -4990,7 +4990,7 @@
               <w:spacing w:after="10" w:before="0"/>
               <w:ind w:left="120"/>
             </w:pPr>
-            <w:hyperlink w:history="1" r:id="rIdtby-nj9ume4qqfqoqfyyk">
+            <w:hyperlink w:history="1" r:id="rIdevgqfv8h3bb3fkspqdt9a">
               <w:r>
                 <w:rPr>
                   <w:rFonts w:ascii="Arial" w:cs="Arial" w:eastAsia="Arial" w:hAnsi="Arial"/>
@@ -5035,7 +5035,7 @@
             <w:pPr>
               <w:spacing w:after="20" w:before="0"/>
             </w:pPr>
-            <w:hyperlink w:history="1" r:id="rIdacsizeej7nnfiliwuszzq">
+            <w:hyperlink w:history="1" r:id="rIdkkujofax9y_bwazn-slic">
               <w:r>
                 <w:rPr>
                   <w:rFonts w:ascii="Arial" w:cs="Arial" w:eastAsia="Arial" w:hAnsi="Arial"/>
@@ -5084,7 +5084,7 @@
               <w:spacing w:after="10" w:before="0"/>
               <w:ind w:left="120"/>
             </w:pPr>
-            <w:hyperlink w:history="1" r:id="rId_efbidiiikm8hkktfxdpv">
+            <w:hyperlink w:history="1" r:id="rIdh9iytpp0_qmuebqhjzeh_">
               <w:r>
                 <w:rPr>
                   <w:rFonts w:ascii="Arial" w:cs="Arial" w:eastAsia="Arial" w:hAnsi="Arial"/>
@@ -5609,7 +5609,7 @@
         </w:rPr>
         <w:t xml:space="preserve">© 2026 SeaVuria and ARES. Aligned with KICD objectives. Developed by SeaVuria; technical implementation by ARES (with AI assistance from Claude). Licensed under </w:t>
       </w:r>
-      <w:hyperlink w:history="1" r:id="rId7s0ckpcxnl6ysm_ujojx1">
+      <w:hyperlink w:history="1" r:id="rIdjxzxbnsfjyo8rnb2t-iz_">
         <w:r>
           <w:rPr>
             <w:rFonts w:ascii="Arial" w:cs="Arial" w:eastAsia="Arial" w:hAnsi="Arial"/>
@@ -5630,7 +5630,7 @@
         </w:rPr>
         <w:t xml:space="preserve"> (</w:t>
       </w:r>
-      <w:hyperlink w:history="1" r:id="rIdo3mqr0fqe8guxpnquaamc">
+      <w:hyperlink w:history="1" r:id="rIduyvkzsv4thg-fyhj99w7p">
         <w:r>
           <w:rPr>
             <w:rFonts w:ascii="Arial" w:cs="Arial" w:eastAsia="Arial" w:hAnsi="Arial"/>
@@ -6670,7 +6670,7 @@
             <w:pPr>
               <w:spacing w:after="20" w:before="0"/>
             </w:pPr>
-            <w:hyperlink w:history="1" r:id="rIdj8tfqzfy3y-uqy_33tjcw">
+            <w:hyperlink w:history="1" r:id="rIdqtaxn1a1m0_tf1vxgfcwt">
               <w:r>
                 <w:rPr>
                   <w:rFonts w:ascii="Arial" w:cs="Arial" w:eastAsia="Arial" w:hAnsi="Arial"/>
@@ -6703,7 +6703,7 @@
               <w:spacing w:after="10" w:before="0"/>
               <w:ind w:left="120"/>
             </w:pPr>
-            <w:hyperlink w:history="1" r:id="rIdvhowefcwynsu_kdjamxup">
+            <w:hyperlink w:history="1" r:id="rIdfnuaslx6ervvkkg96g_-8">
               <w:r>
                 <w:rPr>
                   <w:rFonts w:ascii="Arial" w:cs="Arial" w:eastAsia="Arial" w:hAnsi="Arial"/>
@@ -6748,7 +6748,7 @@
             <w:pPr>
               <w:spacing w:after="20" w:before="0"/>
             </w:pPr>
-            <w:hyperlink w:history="1" r:id="rIdxm6xttrzxrurkjl7nfiwx">
+            <w:hyperlink w:history="1" r:id="rIdg3ffm7muh8r_ev-39eoqi">
               <w:r>
                 <w:rPr>
                   <w:rFonts w:ascii="Arial" w:cs="Arial" w:eastAsia="Arial" w:hAnsi="Arial"/>
@@ -6781,7 +6781,7 @@
               <w:spacing w:after="10" w:before="0"/>
               <w:ind w:left="120"/>
             </w:pPr>
-            <w:hyperlink w:history="1" r:id="rIdlhc8lov0lqatu8atkewtf">
+            <w:hyperlink w:history="1" r:id="rIdh0giroidhz2ofwjersxw1">
               <w:r>
                 <w:rPr>
                   <w:rFonts w:ascii="Arial" w:cs="Arial" w:eastAsia="Arial" w:hAnsi="Arial"/>
@@ -7061,7 +7061,7 @@
             <w:pPr>
               <w:spacing w:after="20" w:before="0"/>
             </w:pPr>
-            <w:hyperlink w:history="1" r:id="rIdmru3ycagkviz6owykiyo_">
+            <w:hyperlink w:history="1" r:id="rId-farsu7vul8eiaadvyckj">
               <w:r>
                 <w:rPr>
                   <w:rFonts w:ascii="Arial" w:cs="Arial" w:eastAsia="Arial" w:hAnsi="Arial"/>
@@ -7094,7 +7094,7 @@
               <w:spacing w:after="10" w:before="0"/>
               <w:ind w:left="120"/>
             </w:pPr>
-            <w:hyperlink w:history="1" r:id="rIdhuptwlrpasxw50etf6yzq">
+            <w:hyperlink w:history="1" r:id="rIdac75doyotwmyn283ctsch">
               <w:r>
                 <w:rPr>
                   <w:rFonts w:ascii="Arial" w:cs="Arial" w:eastAsia="Arial" w:hAnsi="Arial"/>
@@ -7139,7 +7139,7 @@
             <w:pPr>
               <w:spacing w:after="20" w:before="0"/>
             </w:pPr>
-            <w:hyperlink w:history="1" r:id="rIdvbpeqq48fgvtv2l7zfor4">
+            <w:hyperlink w:history="1" r:id="rIdwhoda0tojqizez3gv60bm">
               <w:r>
                 <w:rPr>
                   <w:rFonts w:ascii="Arial" w:cs="Arial" w:eastAsia="Arial" w:hAnsi="Arial"/>
@@ -7172,7 +7172,7 @@
               <w:spacing w:after="10" w:before="0"/>
               <w:ind w:left="120"/>
             </w:pPr>
-            <w:hyperlink w:history="1" r:id="rIdybzzzrits6n30j0ozygjx">
+            <w:hyperlink w:history="1" r:id="rId6nryxq1zyuj88-afbggcw">
               <w:r>
                 <w:rPr>
                   <w:rFonts w:ascii="Arial" w:cs="Arial" w:eastAsia="Arial" w:hAnsi="Arial"/>
@@ -7452,7 +7452,7 @@
             <w:pPr>
               <w:spacing w:after="20" w:before="0"/>
             </w:pPr>
-            <w:hyperlink w:history="1" r:id="rIdsdypegv-sf3rosnl2vlu5">
+            <w:hyperlink w:history="1" r:id="rIds1qe2jjmfakwtff0dcy7o">
               <w:r>
                 <w:rPr>
                   <w:rFonts w:ascii="Arial" w:cs="Arial" w:eastAsia="Arial" w:hAnsi="Arial"/>
@@ -7485,7 +7485,7 @@
               <w:spacing w:after="10" w:before="0"/>
               <w:ind w:left="120"/>
             </w:pPr>
-            <w:hyperlink w:history="1" r:id="rId5pafugm-3p2oi8pegmiaa">
+            <w:hyperlink w:history="1" r:id="rId--krdo_n6wd0rseewdwyx">
               <w:r>
                 <w:rPr>
                   <w:rFonts w:ascii="Arial" w:cs="Arial" w:eastAsia="Arial" w:hAnsi="Arial"/>
@@ -7530,7 +7530,7 @@
             <w:pPr>
               <w:spacing w:after="20" w:before="0"/>
             </w:pPr>
-            <w:hyperlink w:history="1" r:id="rIdloq93uiait5prelm2nmr8">
+            <w:hyperlink w:history="1" r:id="rIdetbnkdbqh5s69sahf7474">
               <w:r>
                 <w:rPr>
                   <w:rFonts w:ascii="Arial" w:cs="Arial" w:eastAsia="Arial" w:hAnsi="Arial"/>
@@ -7579,7 +7579,7 @@
               <w:spacing w:after="10" w:before="0"/>
               <w:ind w:left="120"/>
             </w:pPr>
-            <w:hyperlink w:history="1" r:id="rId7d-ehidnsacehximshsw6">
+            <w:hyperlink w:history="1" r:id="rIdekhom8kkr3_xuo4sf_y3h">
               <w:r>
                 <w:rPr>
                   <w:rFonts w:ascii="Arial" w:cs="Arial" w:eastAsia="Arial" w:hAnsi="Arial"/>
@@ -7879,7 +7879,7 @@
             <w:pPr>
               <w:spacing w:after="20" w:before="0"/>
             </w:pPr>
-            <w:hyperlink w:history="1" r:id="rIdsqc7jtcxegpog9phy0mh7">
+            <w:hyperlink w:history="1" r:id="rIdw7jnydxp1lqtlhymjx7xf">
               <w:r>
                 <w:rPr>
                   <w:rFonts w:ascii="Arial" w:cs="Arial" w:eastAsia="Arial" w:hAnsi="Arial"/>
@@ -7912,7 +7912,7 @@
               <w:spacing w:after="10" w:before="0"/>
               <w:ind w:left="120"/>
             </w:pPr>
-            <w:hyperlink w:history="1" r:id="rIdbgx8be1rzzrc0h69ncale">
+            <w:hyperlink w:history="1" r:id="rIdwgnez-ihujy1hof_gvdtw">
               <w:r>
                 <w:rPr>
                   <w:rFonts w:ascii="Arial" w:cs="Arial" w:eastAsia="Arial" w:hAnsi="Arial"/>
@@ -7957,7 +7957,7 @@
             <w:pPr>
               <w:spacing w:after="20" w:before="0"/>
             </w:pPr>
-            <w:hyperlink w:history="1" r:id="rIdgskrh2r1cx9bu-kjxr5zo">
+            <w:hyperlink w:history="1" r:id="rIdtvktrgmeck3q8uj5--dws">
               <w:r>
                 <w:rPr>
                   <w:rFonts w:ascii="Arial" w:cs="Arial" w:eastAsia="Arial" w:hAnsi="Arial"/>
@@ -8006,7 +8006,7 @@
               <w:spacing w:after="10" w:before="0"/>
               <w:ind w:left="120"/>
             </w:pPr>
-            <w:hyperlink w:history="1" r:id="rIdc4abucsrfcv8itg1ciwcr">
+            <w:hyperlink w:history="1" r:id="rId_le1piytjrlbaflolu0go">
               <w:r>
                 <w:rPr>
                   <w:rFonts w:ascii="Arial" w:cs="Arial" w:eastAsia="Arial" w:hAnsi="Arial"/>
@@ -8266,7 +8266,7 @@
             <w:pPr>
               <w:spacing w:after="20" w:before="0"/>
             </w:pPr>
-            <w:hyperlink w:history="1" r:id="rIdkly5s8q-smyepz1krrdmo">
+            <w:hyperlink w:history="1" r:id="rIdtuz6fygoiyerqwhc4jdkv">
               <w:r>
                 <w:rPr>
                   <w:rFonts w:ascii="Arial" w:cs="Arial" w:eastAsia="Arial" w:hAnsi="Arial"/>
@@ -8299,7 +8299,7 @@
               <w:spacing w:after="10" w:before="0"/>
               <w:ind w:left="120"/>
             </w:pPr>
-            <w:hyperlink w:history="1" r:id="rIdenbd7pd2zpvoywa9iqpss">
+            <w:hyperlink w:history="1" r:id="rIdxivigqa1ynkqg2f-ac72y">
               <w:r>
                 <w:rPr>
                   <w:rFonts w:ascii="Arial" w:cs="Arial" w:eastAsia="Arial" w:hAnsi="Arial"/>
@@ -8344,7 +8344,7 @@
             <w:pPr>
               <w:spacing w:after="20" w:before="0"/>
             </w:pPr>
-            <w:hyperlink w:history="1" r:id="rIdgcl3cvmrdjmm_fueng5wi">
+            <w:hyperlink w:history="1" r:id="rIdlsfc6yf2buiwxexbztcb2">
               <w:r>
                 <w:rPr>
                   <w:rFonts w:ascii="Arial" w:cs="Arial" w:eastAsia="Arial" w:hAnsi="Arial"/>
@@ -8393,7 +8393,7 @@
               <w:spacing w:after="10" w:before="0"/>
               <w:ind w:left="120"/>
             </w:pPr>
-            <w:hyperlink w:history="1" r:id="rIdvh7j3ihydjbxp2iw1kabi">
+            <w:hyperlink w:history="1" r:id="rIdxufda2t-jzhw8adzba2nd">
               <w:r>
                 <w:rPr>
                   <w:rFonts w:ascii="Arial" w:cs="Arial" w:eastAsia="Arial" w:hAnsi="Arial"/>
@@ -9018,7 +9018,7 @@
         </w:rPr>
         <w:t xml:space="preserve">© 2026 SeaVuria and ARES. Aligned with KICD objectives. Developed by SeaVuria; technical implementation by ARES (with AI assistance from Claude). Licensed under </w:t>
       </w:r>
-      <w:hyperlink w:history="1" r:id="rIdjoua2xs8v1ijjxulp9jpj">
+      <w:hyperlink w:history="1" r:id="rIdcv_7gitiqbvxzkdub7291">
         <w:r>
           <w:rPr>
             <w:rFonts w:ascii="Arial" w:cs="Arial" w:eastAsia="Arial" w:hAnsi="Arial"/>
@@ -9039,7 +9039,7 @@
         </w:rPr>
         <w:t xml:space="preserve"> (</w:t>
       </w:r>
-      <w:hyperlink w:history="1" r:id="rIdcs1ychqsnlipmjvxqyasm">
+      <w:hyperlink w:history="1" r:id="rIdjn3fep1hl27p4ft1rh_hh">
         <w:r>
           <w:rPr>
             <w:rFonts w:ascii="Arial" w:cs="Arial" w:eastAsia="Arial" w:hAnsi="Arial"/>
@@ -10279,7 +10279,7 @@
             <w:pPr>
               <w:spacing w:after="20" w:before="0"/>
             </w:pPr>
-            <w:hyperlink w:history="1" r:id="rId4bfbhqneplv9a-2ziyfjo">
+            <w:hyperlink w:history="1" r:id="rIdt4lazwcmb8l0ylwtipjgr">
               <w:r>
                 <w:rPr>
                   <w:rFonts w:ascii="Arial" w:cs="Arial" w:eastAsia="Arial" w:hAnsi="Arial"/>
@@ -10328,7 +10328,7 @@
               <w:spacing w:after="10" w:before="0"/>
               <w:ind w:left="120"/>
             </w:pPr>
-            <w:hyperlink w:history="1" r:id="rIdui3bgckmo0kj94_ugtlwr">
+            <w:hyperlink w:history="1" r:id="rIdzfclwqyp16ywv7eswp6je">
               <w:r>
                 <w:rPr>
                   <w:rFonts w:ascii="Arial" w:cs="Arial" w:eastAsia="Arial" w:hAnsi="Arial"/>
@@ -10373,7 +10373,7 @@
             <w:pPr>
               <w:spacing w:after="20" w:before="0"/>
             </w:pPr>
-            <w:hyperlink w:history="1" r:id="rIdc9xzeaph5xc5kwtn2l8xw">
+            <w:hyperlink w:history="1" r:id="rIdll4wdwekz76zy8us0vztk">
               <w:r>
                 <w:rPr>
                   <w:rFonts w:ascii="Arial" w:cs="Arial" w:eastAsia="Arial" w:hAnsi="Arial"/>
@@ -10406,7 +10406,7 @@
               <w:spacing w:after="10" w:before="0"/>
               <w:ind w:left="120"/>
             </w:pPr>
-            <w:hyperlink w:history="1" r:id="rIdpxd9kthys4pmqdkyxg4_w">
+            <w:hyperlink w:history="1" r:id="rIdjaemvoygm7hkdwxfocnyp">
               <w:r>
                 <w:rPr>
                   <w:rFonts w:ascii="Arial" w:cs="Arial" w:eastAsia="Arial" w:hAnsi="Arial"/>
@@ -10606,7 +10606,7 @@
             <w:pPr>
               <w:spacing w:after="20" w:before="0"/>
             </w:pPr>
-            <w:hyperlink w:history="1" r:id="rIdvohzgvfyqnbtwceiutg42">
+            <w:hyperlink w:history="1" r:id="rIdgi1ctptluzwxewvj5jodk">
               <w:r>
                 <w:rPr>
                   <w:rFonts w:ascii="Arial" w:cs="Arial" w:eastAsia="Arial" w:hAnsi="Arial"/>
@@ -10655,7 +10655,7 @@
               <w:spacing w:after="10" w:before="0"/>
               <w:ind w:left="120"/>
             </w:pPr>
-            <w:hyperlink w:history="1" r:id="rIdobvtkzgv_-ndjka--l3fu">
+            <w:hyperlink w:history="1" r:id="rIdiyj2g-s8zomrm6nrcfrmv">
               <w:r>
                 <w:rPr>
                   <w:rFonts w:ascii="Arial" w:cs="Arial" w:eastAsia="Arial" w:hAnsi="Arial"/>
@@ -10700,7 +10700,7 @@
             <w:pPr>
               <w:spacing w:after="20" w:before="0"/>
             </w:pPr>
-            <w:hyperlink w:history="1" r:id="rIdsz99mtxss1ix_gob43k0j">
+            <w:hyperlink w:history="1" r:id="rIdlfpaysfi9lf2n_fydqv9a">
               <w:r>
                 <w:rPr>
                   <w:rFonts w:ascii="Arial" w:cs="Arial" w:eastAsia="Arial" w:hAnsi="Arial"/>
@@ -10733,7 +10733,7 @@
               <w:spacing w:after="10" w:before="0"/>
               <w:ind w:left="120"/>
             </w:pPr>
-            <w:hyperlink w:history="1" r:id="rIddpon2k3tk8bgkl9b4npcm">
+            <w:hyperlink w:history="1" r:id="rIdptnigrvexukn4ego1whgb">
               <w:r>
                 <w:rPr>
                   <w:rFonts w:ascii="Arial" w:cs="Arial" w:eastAsia="Arial" w:hAnsi="Arial"/>
@@ -10933,7 +10933,7 @@
             <w:pPr>
               <w:spacing w:after="20" w:before="0"/>
             </w:pPr>
-            <w:hyperlink w:history="1" r:id="rId8smhbw5svm4mexv-xyde4">
+            <w:hyperlink w:history="1" r:id="rIdzqj7o5ltgxwajpy-azfnu">
               <w:r>
                 <w:rPr>
                   <w:rFonts w:ascii="Arial" w:cs="Arial" w:eastAsia="Arial" w:hAnsi="Arial"/>
@@ -10982,7 +10982,7 @@
               <w:spacing w:after="10" w:before="0"/>
               <w:ind w:left="120"/>
             </w:pPr>
-            <w:hyperlink w:history="1" r:id="rIdvccw8gvrm3k804ch1v7oq">
+            <w:hyperlink w:history="1" r:id="rIdztdhz4roxn-3qi4i86v17">
               <w:r>
                 <w:rPr>
                   <w:rFonts w:ascii="Arial" w:cs="Arial" w:eastAsia="Arial" w:hAnsi="Arial"/>
@@ -11027,7 +11027,7 @@
             <w:pPr>
               <w:spacing w:after="20" w:before="0"/>
             </w:pPr>
-            <w:hyperlink w:history="1" r:id="rIdvkfskaxhvqpxovy7u_j1c">
+            <w:hyperlink w:history="1" r:id="rId4efdyesotnq0nyck6ole3">
               <w:r>
                 <w:rPr>
                   <w:rFonts w:ascii="Arial" w:cs="Arial" w:eastAsia="Arial" w:hAnsi="Arial"/>
@@ -11060,7 +11060,7 @@
               <w:spacing w:after="10" w:before="0"/>
               <w:ind w:left="120"/>
             </w:pPr>
-            <w:hyperlink w:history="1" r:id="rId6mtzgssczq0x_iwhfkf_a">
+            <w:hyperlink w:history="1" r:id="rIdg2adm2nedzumeiq5lt_av">
               <w:r>
                 <w:rPr>
                   <w:rFonts w:ascii="Arial" w:cs="Arial" w:eastAsia="Arial" w:hAnsi="Arial"/>
@@ -11260,7 +11260,7 @@
             <w:pPr>
               <w:spacing w:after="20" w:before="0"/>
             </w:pPr>
-            <w:hyperlink w:history="1" r:id="rIdrsc7i9ry18ckhgvba1hvc">
+            <w:hyperlink w:history="1" r:id="rIdhfhhmcg757djmiis5nzuv">
               <w:r>
                 <w:rPr>
                   <w:rFonts w:ascii="Arial" w:cs="Arial" w:eastAsia="Arial" w:hAnsi="Arial"/>
@@ -11309,7 +11309,7 @@
               <w:spacing w:after="10" w:before="0"/>
               <w:ind w:left="120"/>
             </w:pPr>
-            <w:hyperlink w:history="1" r:id="rId-duvpsnz77hrze5kuteg0">
+            <w:hyperlink w:history="1" r:id="rIdrglznf2hkejly5bkpwggk">
               <w:r>
                 <w:rPr>
                   <w:rFonts w:ascii="Arial" w:cs="Arial" w:eastAsia="Arial" w:hAnsi="Arial"/>
@@ -11354,7 +11354,7 @@
             <w:pPr>
               <w:spacing w:after="20" w:before="0"/>
             </w:pPr>
-            <w:hyperlink w:history="1" r:id="rIdi5gnjdtirlxaifsvbzyxf">
+            <w:hyperlink w:history="1" r:id="rIdoheaqf3j4w6lqtkxnpxis">
               <w:r>
                 <w:rPr>
                   <w:rFonts w:ascii="Arial" w:cs="Arial" w:eastAsia="Arial" w:hAnsi="Arial"/>
@@ -11387,7 +11387,7 @@
               <w:spacing w:after="10" w:before="0"/>
               <w:ind w:left="120"/>
             </w:pPr>
-            <w:hyperlink w:history="1" r:id="rId_tsm8s-jngez9g_eatisy">
+            <w:hyperlink w:history="1" r:id="rIdm9xungiqui2uxlsdtk54-">
               <w:r>
                 <w:rPr>
                   <w:rFonts w:ascii="Arial" w:cs="Arial" w:eastAsia="Arial" w:hAnsi="Arial"/>
@@ -11587,7 +11587,7 @@
             <w:pPr>
               <w:spacing w:after="20" w:before="0"/>
             </w:pPr>
-            <w:hyperlink w:history="1" r:id="rId0emvvaz-gwgoprbnqs7a0">
+            <w:hyperlink w:history="1" r:id="rIdcizggvvbylj0kfzilctp0">
               <w:r>
                 <w:rPr>
                   <w:rFonts w:ascii="Arial" w:cs="Arial" w:eastAsia="Arial" w:hAnsi="Arial"/>
@@ -11636,7 +11636,7 @@
               <w:spacing w:after="10" w:before="0"/>
               <w:ind w:left="120"/>
             </w:pPr>
-            <w:hyperlink w:history="1" r:id="rIdomzsoshqnzjga0m4riwwb">
+            <w:hyperlink w:history="1" r:id="rId2fpqrxqq-dv1nm0wwul_r">
               <w:r>
                 <w:rPr>
                   <w:rFonts w:ascii="Arial" w:cs="Arial" w:eastAsia="Arial" w:hAnsi="Arial"/>
@@ -11681,7 +11681,7 @@
             <w:pPr>
               <w:spacing w:after="20" w:before="0"/>
             </w:pPr>
-            <w:hyperlink w:history="1" r:id="rIdqxbdew4ou3eq_ywjqdmbj">
+            <w:hyperlink w:history="1" r:id="rIdr9jqgzhv4ms_dkozhui2h">
               <w:r>
                 <w:rPr>
                   <w:rFonts w:ascii="Arial" w:cs="Arial" w:eastAsia="Arial" w:hAnsi="Arial"/>
@@ -11714,7 +11714,7 @@
               <w:spacing w:after="10" w:before="0"/>
               <w:ind w:left="120"/>
             </w:pPr>
-            <w:hyperlink w:history="1" r:id="rIdojfyvitumyuxf28yhivan">
+            <w:hyperlink w:history="1" r:id="rIdimfzqry0n_keetqoq0h1g">
               <w:r>
                 <w:rPr>
                   <w:rFonts w:ascii="Arial" w:cs="Arial" w:eastAsia="Arial" w:hAnsi="Arial"/>
@@ -12319,7 +12319,7 @@
         </w:rPr>
         <w:t xml:space="preserve">© 2026 SeaVuria and ARES. Aligned with KICD objectives. Developed by SeaVuria; technical implementation by ARES (with AI assistance from Claude). Licensed under </w:t>
       </w:r>
-      <w:hyperlink w:history="1" r:id="rIdjbykp1g-kaxgfrh85neca">
+      <w:hyperlink w:history="1" r:id="rIdfrdwf22j_6mj5zqchvlwu">
         <w:r>
           <w:rPr>
             <w:rFonts w:ascii="Arial" w:cs="Arial" w:eastAsia="Arial" w:hAnsi="Arial"/>
@@ -12340,7 +12340,7 @@
         </w:rPr>
         <w:t xml:space="preserve"> (</w:t>
       </w:r>
-      <w:hyperlink w:history="1" r:id="rIdivpx8pmdmdb4jg5okzsr3">
+      <w:hyperlink w:history="1" r:id="rIdqoflyq23jk7lt6eyvd3id">
         <w:r>
           <w:rPr>
             <w:rFonts w:ascii="Arial" w:cs="Arial" w:eastAsia="Arial" w:hAnsi="Arial"/>
@@ -13380,7 +13380,7 @@
             <w:pPr>
               <w:spacing w:after="20" w:before="0"/>
             </w:pPr>
-            <w:hyperlink w:history="1" r:id="rIdcx5p1vr8clywldwz0jahj">
+            <w:hyperlink w:history="1" r:id="rIduhsp-eds2wggf2lstmnjy">
               <w:r>
                 <w:rPr>
                   <w:rFonts w:ascii="Arial" w:cs="Arial" w:eastAsia="Arial" w:hAnsi="Arial"/>
@@ -13413,7 +13413,7 @@
               <w:spacing w:after="10" w:before="0"/>
               <w:ind w:left="120"/>
             </w:pPr>
-            <w:hyperlink w:history="1" r:id="rIdpqhopsdta9mkpyzaggcyn">
+            <w:hyperlink w:history="1" r:id="rId7kbjq-6ludvcskh5izvv-">
               <w:r>
                 <w:rPr>
                   <w:rFonts w:ascii="Arial" w:cs="Arial" w:eastAsia="Arial" w:hAnsi="Arial"/>
@@ -13458,7 +13458,7 @@
             <w:pPr>
               <w:spacing w:after="20" w:before="0"/>
             </w:pPr>
-            <w:hyperlink w:history="1" r:id="rIdcwbu5hufsbcpa0j3re17w">
+            <w:hyperlink w:history="1" r:id="rIdpxmzzkuwe0eonr76cso4h">
               <w:r>
                 <w:rPr>
                   <w:rFonts w:ascii="Arial" w:cs="Arial" w:eastAsia="Arial" w:hAnsi="Arial"/>
@@ -13491,7 +13491,7 @@
               <w:spacing w:after="10" w:before="0"/>
               <w:ind w:left="120"/>
             </w:pPr>
-            <w:hyperlink w:history="1" r:id="rIde8t5oi9pa6v2pb7wvhabd">
+            <w:hyperlink w:history="1" r:id="rIdhtmetovvkftzhigdalv25">
               <w:r>
                 <w:rPr>
                   <w:rFonts w:ascii="Arial" w:cs="Arial" w:eastAsia="Arial" w:hAnsi="Arial"/>
@@ -13691,7 +13691,7 @@
             <w:pPr>
               <w:spacing w:after="20" w:before="0"/>
             </w:pPr>
-            <w:hyperlink w:history="1" r:id="rId1c0z4b_namay3jv5muq0a">
+            <w:hyperlink w:history="1" r:id="rIdazjs_hxlartazos8clk9j">
               <w:r>
                 <w:rPr>
                   <w:rFonts w:ascii="Arial" w:cs="Arial" w:eastAsia="Arial" w:hAnsi="Arial"/>
@@ -13724,7 +13724,7 @@
               <w:spacing w:after="10" w:before="0"/>
               <w:ind w:left="120"/>
             </w:pPr>
-            <w:hyperlink w:history="1" r:id="rIdtpknsl-drcffer5hjgge4">
+            <w:hyperlink w:history="1" r:id="rIdjwmej_sf4bftpe-kpuhhi">
               <w:r>
                 <w:rPr>
                   <w:rFonts w:ascii="Arial" w:cs="Arial" w:eastAsia="Arial" w:hAnsi="Arial"/>
@@ -13769,7 +13769,7 @@
             <w:pPr>
               <w:spacing w:after="20" w:before="0"/>
             </w:pPr>
-            <w:hyperlink w:history="1" r:id="rIdqjmdo4wf-mv2cwdy0zzro">
+            <w:hyperlink w:history="1" r:id="rIdnamrkjtm505hvgf71eww7">
               <w:r>
                 <w:rPr>
                   <w:rFonts w:ascii="Arial" w:cs="Arial" w:eastAsia="Arial" w:hAnsi="Arial"/>
@@ -13802,7 +13802,7 @@
               <w:spacing w:after="10" w:before="0"/>
               <w:ind w:left="120"/>
             </w:pPr>
-            <w:hyperlink w:history="1" r:id="rIdqi5v9b0f_r3ezt_00ui-e">
+            <w:hyperlink w:history="1" r:id="rIdu0buclfaie0tdjn1epmlp">
               <w:r>
                 <w:rPr>
                   <w:rFonts w:ascii="Arial" w:cs="Arial" w:eastAsia="Arial" w:hAnsi="Arial"/>
@@ -14002,7 +14002,7 @@
             <w:pPr>
               <w:spacing w:after="20" w:before="0"/>
             </w:pPr>
-            <w:hyperlink w:history="1" r:id="rIdbfavcrmbs20gxtqs1q92-">
+            <w:hyperlink w:history="1" r:id="rIdb6rbx3k9udlucpihsju5u">
               <w:r>
                 <w:rPr>
                   <w:rFonts w:ascii="Arial" w:cs="Arial" w:eastAsia="Arial" w:hAnsi="Arial"/>
@@ -14035,7 +14035,7 @@
               <w:spacing w:after="10" w:before="0"/>
               <w:ind w:left="120"/>
             </w:pPr>
-            <w:hyperlink w:history="1" r:id="rIdmrzf_8-uabvjlvjuxltvc">
+            <w:hyperlink w:history="1" r:id="rIdqclj-01aynmugmxdbivot">
               <w:r>
                 <w:rPr>
                   <w:rFonts w:ascii="Arial" w:cs="Arial" w:eastAsia="Arial" w:hAnsi="Arial"/>
@@ -14080,7 +14080,7 @@
             <w:pPr>
               <w:spacing w:after="20" w:before="0"/>
             </w:pPr>
-            <w:hyperlink w:history="1" r:id="rIdwjsqxyul-ljzlrpuh7uoo">
+            <w:hyperlink w:history="1" r:id="rIdzp4xtbdhyahpeas0kdz-y">
               <w:r>
                 <w:rPr>
                   <w:rFonts w:ascii="Arial" w:cs="Arial" w:eastAsia="Arial" w:hAnsi="Arial"/>
@@ -14113,7 +14113,7 @@
               <w:spacing w:after="10" w:before="0"/>
               <w:ind w:left="120"/>
             </w:pPr>
-            <w:hyperlink w:history="1" r:id="rId3l-db4ekxt2edkuvzdlqk">
+            <w:hyperlink w:history="1" r:id="rId8ep_mtjpwwk1ebonnmqgp">
               <w:r>
                 <w:rPr>
                   <w:rFonts w:ascii="Arial" w:cs="Arial" w:eastAsia="Arial" w:hAnsi="Arial"/>
@@ -14313,7 +14313,7 @@
             <w:pPr>
               <w:spacing w:after="20" w:before="0"/>
             </w:pPr>
-            <w:hyperlink w:history="1" r:id="rIdcfshu0wumdava992wxw6_">
+            <w:hyperlink w:history="1" r:id="rIdbzkcuhtjbcdyyri6unx_0">
               <w:r>
                 <w:rPr>
                   <w:rFonts w:ascii="Arial" w:cs="Arial" w:eastAsia="Arial" w:hAnsi="Arial"/>
@@ -14346,7 +14346,7 @@
               <w:spacing w:after="10" w:before="0"/>
               <w:ind w:left="120"/>
             </w:pPr>
-            <w:hyperlink w:history="1" r:id="rIdqnvb6hns0m7p78n_tqevf">
+            <w:hyperlink w:history="1" r:id="rIdjj_nqjexwl7jqr2tql6er">
               <w:r>
                 <w:rPr>
                   <w:rFonts w:ascii="Arial" w:cs="Arial" w:eastAsia="Arial" w:hAnsi="Arial"/>
@@ -14391,7 +14391,7 @@
             <w:pPr>
               <w:spacing w:after="20" w:before="0"/>
             </w:pPr>
-            <w:hyperlink w:history="1" r:id="rIdqinsci86fyv62sgl0wvxn">
+            <w:hyperlink w:history="1" r:id="rId9xtlgaz1exjrnvdewdi6q">
               <w:r>
                 <w:rPr>
                   <w:rFonts w:ascii="Arial" w:cs="Arial" w:eastAsia="Arial" w:hAnsi="Arial"/>
@@ -14424,7 +14424,7 @@
               <w:spacing w:after="10" w:before="0"/>
               <w:ind w:left="120"/>
             </w:pPr>
-            <w:hyperlink w:history="1" r:id="rId2p0pwnxj9aex9y9q6o_cr">
+            <w:hyperlink w:history="1" r:id="rIdpth8tuznxiy6iugz6798t">
               <w:r>
                 <w:rPr>
                   <w:rFonts w:ascii="Arial" w:cs="Arial" w:eastAsia="Arial" w:hAnsi="Arial"/>
@@ -14624,7 +14624,7 @@
             <w:pPr>
               <w:spacing w:after="20" w:before="0"/>
             </w:pPr>
-            <w:hyperlink w:history="1" r:id="rId8d7uzrsgpwefykar7rbhe">
+            <w:hyperlink w:history="1" r:id="rIdvke0rzeyyk2qrn9epwtve">
               <w:r>
                 <w:rPr>
                   <w:rFonts w:ascii="Arial" w:cs="Arial" w:eastAsia="Arial" w:hAnsi="Arial"/>
@@ -14673,7 +14673,7 @@
               <w:spacing w:after="10" w:before="0"/>
               <w:ind w:left="120"/>
             </w:pPr>
-            <w:hyperlink w:history="1" r:id="rId3m1twtpemot6alezxirnm">
+            <w:hyperlink w:history="1" r:id="rId_ag11nyu0kxwljqryyz_3">
               <w:r>
                 <w:rPr>
                   <w:rFonts w:ascii="Arial" w:cs="Arial" w:eastAsia="Arial" w:hAnsi="Arial"/>
@@ -14718,7 +14718,7 @@
             <w:pPr>
               <w:spacing w:after="20" w:before="0"/>
             </w:pPr>
-            <w:hyperlink w:history="1" r:id="rIdo_8zhbb1uuzltsuk9s1ds">
+            <w:hyperlink w:history="1" r:id="rIdiwy3wkay8xr77xxvp6tdr">
               <w:r>
                 <w:rPr>
                   <w:rFonts w:ascii="Arial" w:cs="Arial" w:eastAsia="Arial" w:hAnsi="Arial"/>
@@ -14751,7 +14751,7 @@
               <w:spacing w:after="10" w:before="0"/>
               <w:ind w:left="120"/>
             </w:pPr>
-            <w:hyperlink w:history="1" r:id="rIdrsu56z08a21hwpb-xpkpy">
+            <w:hyperlink w:history="1" r:id="rIdqw5ctgqzohzwapqov8l72">
               <w:r>
                 <w:rPr>
                   <w:rFonts w:ascii="Arial" w:cs="Arial" w:eastAsia="Arial" w:hAnsi="Arial"/>
@@ -15276,7 +15276,7 @@
         </w:rPr>
         <w:t xml:space="preserve">© 2026 SeaVuria and ARES. Aligned with KICD objectives. Developed by SeaVuria; technical implementation by ARES (with AI assistance from Claude). Licensed under </w:t>
       </w:r>
-      <w:hyperlink w:history="1" r:id="rId0idw8bcrkqrxghfc3h4tp">
+      <w:hyperlink w:history="1" r:id="rIdtdec0ga_rgrgasgy0kjpr">
         <w:r>
           <w:rPr>
             <w:rFonts w:ascii="Arial" w:cs="Arial" w:eastAsia="Arial" w:hAnsi="Arial"/>
@@ -15297,7 +15297,7 @@
         </w:rPr>
         <w:t xml:space="preserve"> (</w:t>
       </w:r>
-      <w:hyperlink w:history="1" r:id="rIdu0gvvnub5g750v4_yaynf">
+      <w:hyperlink w:history="1" r:id="rId2pzodmwkibvyhqawlyuer">
         <w:r>
           <w:rPr>
             <w:rFonts w:ascii="Arial" w:cs="Arial" w:eastAsia="Arial" w:hAnsi="Arial"/>
@@ -16337,7 +16337,7 @@
             <w:pPr>
               <w:spacing w:after="20" w:before="0"/>
             </w:pPr>
-            <w:hyperlink w:history="1" r:id="rIdrhls3ugn61xzdhhtkbfga">
+            <w:hyperlink w:history="1" r:id="rIdtcvqmtzgnr-d48r9oqdw3">
               <w:r>
                 <w:rPr>
                   <w:rFonts w:ascii="Arial" w:cs="Arial" w:eastAsia="Arial" w:hAnsi="Arial"/>
@@ -16370,7 +16370,7 @@
               <w:spacing w:after="10" w:before="0"/>
               <w:ind w:left="120"/>
             </w:pPr>
-            <w:hyperlink w:history="1" r:id="rIdmpocp3fjkgvhjwibfej5s">
+            <w:hyperlink w:history="1" r:id="rIdgqmyzxcwdc6c6vn2u2lm_">
               <w:r>
                 <w:rPr>
                   <w:rFonts w:ascii="Arial" w:cs="Arial" w:eastAsia="Arial" w:hAnsi="Arial"/>
@@ -16415,7 +16415,7 @@
             <w:pPr>
               <w:spacing w:after="20" w:before="0"/>
             </w:pPr>
-            <w:hyperlink w:history="1" r:id="rIdvicg45idq43vgpag25hd6">
+            <w:hyperlink w:history="1" r:id="rIdjlm3jlacrheekrv1h-re2">
               <w:r>
                 <w:rPr>
                   <w:rFonts w:ascii="Arial" w:cs="Arial" w:eastAsia="Arial" w:hAnsi="Arial"/>
@@ -16448,7 +16448,7 @@
               <w:spacing w:after="10" w:before="0"/>
               <w:ind w:left="120"/>
             </w:pPr>
-            <w:hyperlink w:history="1" r:id="rIdxuxi81ux7fntoerhzeq2s">
+            <w:hyperlink w:history="1" r:id="rIdqantadcw-ahmwflmpt5cf">
               <w:r>
                 <w:rPr>
                   <w:rFonts w:ascii="Arial" w:cs="Arial" w:eastAsia="Arial" w:hAnsi="Arial"/>
@@ -16648,7 +16648,7 @@
             <w:pPr>
               <w:spacing w:after="20" w:before="0"/>
             </w:pPr>
-            <w:hyperlink w:history="1" r:id="rIdlyhoiyicrad1l2qm39lbv">
+            <w:hyperlink w:history="1" r:id="rIdlsekumcmzemd68tabesxn">
               <w:r>
                 <w:rPr>
                   <w:rFonts w:ascii="Arial" w:cs="Arial" w:eastAsia="Arial" w:hAnsi="Arial"/>
@@ -16681,7 +16681,7 @@
               <w:spacing w:after="10" w:before="0"/>
               <w:ind w:left="120"/>
             </w:pPr>
-            <w:hyperlink w:history="1" r:id="rId_ncljojudxgvl28tqliej">
+            <w:hyperlink w:history="1" r:id="rIdmfsgh95mji1dpuno3b4uf">
               <w:r>
                 <w:rPr>
                   <w:rFonts w:ascii="Arial" w:cs="Arial" w:eastAsia="Arial" w:hAnsi="Arial"/>
@@ -16726,7 +16726,7 @@
             <w:pPr>
               <w:spacing w:after="20" w:before="0"/>
             </w:pPr>
-            <w:hyperlink w:history="1" r:id="rIdi_qvvbgqjp_gokq3dqu17">
+            <w:hyperlink w:history="1" r:id="rId3wemq3larz6vc40bp8xkw">
               <w:r>
                 <w:rPr>
                   <w:rFonts w:ascii="Arial" w:cs="Arial" w:eastAsia="Arial" w:hAnsi="Arial"/>
@@ -16759,7 +16759,7 @@
               <w:spacing w:after="10" w:before="0"/>
               <w:ind w:left="120"/>
             </w:pPr>
-            <w:hyperlink w:history="1" r:id="rIdthmc1g2ctpyth52rndyj6">
+            <w:hyperlink w:history="1" r:id="rId0k7voegwhcscban5nhg_o">
               <w:r>
                 <w:rPr>
                   <w:rFonts w:ascii="Arial" w:cs="Arial" w:eastAsia="Arial" w:hAnsi="Arial"/>
@@ -16959,7 +16959,7 @@
             <w:pPr>
               <w:spacing w:after="20" w:before="0"/>
             </w:pPr>
-            <w:hyperlink w:history="1" r:id="rId4r8mapdqbfoxfrmxxxzpd">
+            <w:hyperlink w:history="1" r:id="rIdgwapkjtp7hhkdpercwgdg">
               <w:r>
                 <w:rPr>
                   <w:rFonts w:ascii="Arial" w:cs="Arial" w:eastAsia="Arial" w:hAnsi="Arial"/>
@@ -16992,7 +16992,7 @@
               <w:spacing w:after="10" w:before="0"/>
               <w:ind w:left="120"/>
             </w:pPr>
-            <w:hyperlink w:history="1" r:id="rIdqfeh7nkrpzcucbhl1qpzf">
+            <w:hyperlink w:history="1" r:id="rId66jprw5mxr4j9lukeolcn">
               <w:r>
                 <w:rPr>
                   <w:rFonts w:ascii="Arial" w:cs="Arial" w:eastAsia="Arial" w:hAnsi="Arial"/>
@@ -17037,7 +17037,7 @@
             <w:pPr>
               <w:spacing w:after="20" w:before="0"/>
             </w:pPr>
-            <w:hyperlink w:history="1" r:id="rId51yo8tucldvcdxxwp8l1l">
+            <w:hyperlink w:history="1" r:id="rIdvffn69rwwbt5flh7v9nrg">
               <w:r>
                 <w:rPr>
                   <w:rFonts w:ascii="Arial" w:cs="Arial" w:eastAsia="Arial" w:hAnsi="Arial"/>
@@ -17070,7 +17070,7 @@
               <w:spacing w:after="10" w:before="0"/>
               <w:ind w:left="120"/>
             </w:pPr>
-            <w:hyperlink w:history="1" r:id="rIdouqcpsjl5fs649zv1zme2">
+            <w:hyperlink w:history="1" r:id="rIddfxiirkg6y4l7wsdgxamn">
               <w:r>
                 <w:rPr>
                   <w:rFonts w:ascii="Arial" w:cs="Arial" w:eastAsia="Arial" w:hAnsi="Arial"/>
@@ -17270,7 +17270,7 @@
             <w:pPr>
               <w:spacing w:after="20" w:before="0"/>
             </w:pPr>
-            <w:hyperlink w:history="1" r:id="rIdejaj-wqv59fcr0dtkx5la">
+            <w:hyperlink w:history="1" r:id="rIdzeyj9g_iu9dnow1fiskis">
               <w:r>
                 <w:rPr>
                   <w:rFonts w:ascii="Arial" w:cs="Arial" w:eastAsia="Arial" w:hAnsi="Arial"/>
@@ -17303,7 +17303,7 @@
               <w:spacing w:after="10" w:before="0"/>
               <w:ind w:left="120"/>
             </w:pPr>
-            <w:hyperlink w:history="1" r:id="rId3yc3hru9mdjmezs4pfxbn">
+            <w:hyperlink w:history="1" r:id="rIde5knt_4xf2hu5cfuqx3qp">
               <w:r>
                 <w:rPr>
                   <w:rFonts w:ascii="Arial" w:cs="Arial" w:eastAsia="Arial" w:hAnsi="Arial"/>
@@ -17348,7 +17348,7 @@
             <w:pPr>
               <w:spacing w:after="20" w:before="0"/>
             </w:pPr>
-            <w:hyperlink w:history="1" r:id="rIdczadkupgdksfl6ggpaoqt">
+            <w:hyperlink w:history="1" r:id="rId53njwcxgmpv5enweg5sbs">
               <w:r>
                 <w:rPr>
                   <w:rFonts w:ascii="Arial" w:cs="Arial" w:eastAsia="Arial" w:hAnsi="Arial"/>
@@ -17381,7 +17381,7 @@
               <w:spacing w:after="10" w:before="0"/>
               <w:ind w:left="120"/>
             </w:pPr>
-            <w:hyperlink w:history="1" r:id="rIddo0_w2jv5ek4elffmofe-">
+            <w:hyperlink w:history="1" r:id="rIdne42voqk2oft4oop_capq">
               <w:r>
                 <w:rPr>
                   <w:rFonts w:ascii="Arial" w:cs="Arial" w:eastAsia="Arial" w:hAnsi="Arial"/>
@@ -17581,7 +17581,7 @@
             <w:pPr>
               <w:spacing w:after="20" w:before="0"/>
             </w:pPr>
-            <w:hyperlink w:history="1" r:id="rId5tdv6qo1lgyjidkuund7o">
+            <w:hyperlink w:history="1" r:id="rIdcdkugaetdahx_bgha8kro">
               <w:r>
                 <w:rPr>
                   <w:rFonts w:ascii="Arial" w:cs="Arial" w:eastAsia="Arial" w:hAnsi="Arial"/>
@@ -17614,7 +17614,7 @@
               <w:spacing w:after="10" w:before="0"/>
               <w:ind w:left="120"/>
             </w:pPr>
-            <w:hyperlink w:history="1" r:id="rIdwzq6ifv-8bwwp5fr2i_x2">
+            <w:hyperlink w:history="1" r:id="rIdpordsnrwoowxsoqctkng3">
               <w:r>
                 <w:rPr>
                   <w:rFonts w:ascii="Arial" w:cs="Arial" w:eastAsia="Arial" w:hAnsi="Arial"/>
@@ -17659,7 +17659,7 @@
             <w:pPr>
               <w:spacing w:after="20" w:before="0"/>
             </w:pPr>
-            <w:hyperlink w:history="1" r:id="rIdobzgqgqvhkps77x-x-iyy">
+            <w:hyperlink w:history="1" r:id="rIdtkkdiggqb_h_gwu1tvkg4">
               <w:r>
                 <w:rPr>
                   <w:rFonts w:ascii="Arial" w:cs="Arial" w:eastAsia="Arial" w:hAnsi="Arial"/>
@@ -17692,7 +17692,7 @@
               <w:spacing w:after="10" w:before="0"/>
               <w:ind w:left="120"/>
             </w:pPr>
-            <w:hyperlink w:history="1" r:id="rIdbxnohzayae44n5em7hvc4">
+            <w:hyperlink w:history="1" r:id="rIddijwglhsv_fua6dmccn0c">
               <w:r>
                 <w:rPr>
                   <w:rFonts w:ascii="Arial" w:cs="Arial" w:eastAsia="Arial" w:hAnsi="Arial"/>
@@ -18217,7 +18217,7 @@
         </w:rPr>
         <w:t xml:space="preserve">© 2026 SeaVuria and ARES. Aligned with KICD objectives. Developed by SeaVuria; technical implementation by ARES (with AI assistance from Claude). Licensed under </w:t>
       </w:r>
-      <w:hyperlink w:history="1" r:id="rIdjopenn3gwstt7ubs5kfp7">
+      <w:hyperlink w:history="1" r:id="rIdhcstdv-ebprlbgnb9bsc1">
         <w:r>
           <w:rPr>
             <w:rFonts w:ascii="Arial" w:cs="Arial" w:eastAsia="Arial" w:hAnsi="Arial"/>
@@ -18238,7 +18238,7 @@
         </w:rPr>
         <w:t xml:space="preserve"> (</w:t>
       </w:r>
-      <w:hyperlink w:history="1" r:id="rIdghpkpdgk0t-ewmw7iyns8">
+      <w:hyperlink w:history="1" r:id="rIdczw2he7gbubxmyjuuzxdf">
         <w:r>
           <w:rPr>
             <w:rFonts w:ascii="Arial" w:cs="Arial" w:eastAsia="Arial" w:hAnsi="Arial"/>
@@ -19278,7 +19278,7 @@
             <w:pPr>
               <w:spacing w:after="20" w:before="0"/>
             </w:pPr>
-            <w:hyperlink w:history="1" r:id="rIdx9rv63dexqxwfp5j7aztp">
+            <w:hyperlink w:history="1" r:id="rIdlw2azw4k9559xwujn7bun">
               <w:r>
                 <w:rPr>
                   <w:rFonts w:ascii="Arial" w:cs="Arial" w:eastAsia="Arial" w:hAnsi="Arial"/>
@@ -19327,7 +19327,7 @@
               <w:spacing w:after="10" w:before="0"/>
               <w:ind w:left="120"/>
             </w:pPr>
-            <w:hyperlink w:history="1" r:id="rId0drw3ihg1zjubdgs-1njr">
+            <w:hyperlink w:history="1" r:id="rIdiwswjh4t94ani2_8xxnge">
               <w:r>
                 <w:rPr>
                   <w:rFonts w:ascii="Arial" w:cs="Arial" w:eastAsia="Arial" w:hAnsi="Arial"/>
@@ -19372,7 +19372,7 @@
             <w:pPr>
               <w:spacing w:after="20" w:before="0"/>
             </w:pPr>
-            <w:hyperlink w:history="1" r:id="rIdslnlo6aqnhyzovn0gv4-p">
+            <w:hyperlink w:history="1" r:id="rIdli0wszu_dl35kexsd36mk">
               <w:r>
                 <w:rPr>
                   <w:rFonts w:ascii="Arial" w:cs="Arial" w:eastAsia="Arial" w:hAnsi="Arial"/>
@@ -19405,7 +19405,7 @@
               <w:spacing w:after="10" w:before="0"/>
               <w:ind w:left="120"/>
             </w:pPr>
-            <w:hyperlink w:history="1" r:id="rIdg5uuy2msbpi5fge_nsm_i">
+            <w:hyperlink w:history="1" r:id="rIdmnabbhtlude70zogrn5gq">
               <w:r>
                 <w:rPr>
                   <w:rFonts w:ascii="Arial" w:cs="Arial" w:eastAsia="Arial" w:hAnsi="Arial"/>
@@ -19605,7 +19605,7 @@
             <w:pPr>
               <w:spacing w:after="20" w:before="0"/>
             </w:pPr>
-            <w:hyperlink w:history="1" r:id="rIdkmhs18h4thdtnvfkzzhdo">
+            <w:hyperlink w:history="1" r:id="rIdhanejkhf1lbhhd3nz3rc0">
               <w:r>
                 <w:rPr>
                   <w:rFonts w:ascii="Arial" w:cs="Arial" w:eastAsia="Arial" w:hAnsi="Arial"/>
@@ -19654,7 +19654,7 @@
               <w:spacing w:after="10" w:before="0"/>
               <w:ind w:left="120"/>
             </w:pPr>
-            <w:hyperlink w:history="1" r:id="rIdga_cxj4siwdfbw6xyjkjd">
+            <w:hyperlink w:history="1" r:id="rIduua70jncql_fw98xpgfl6">
               <w:r>
                 <w:rPr>
                   <w:rFonts w:ascii="Arial" w:cs="Arial" w:eastAsia="Arial" w:hAnsi="Arial"/>
@@ -19699,7 +19699,7 @@
             <w:pPr>
               <w:spacing w:after="20" w:before="0"/>
             </w:pPr>
-            <w:hyperlink w:history="1" r:id="rIdouakwinceb_n2685o8k2o">
+            <w:hyperlink w:history="1" r:id="rIdqwwvybksv2qjxioyv-0o7">
               <w:r>
                 <w:rPr>
                   <w:rFonts w:ascii="Arial" w:cs="Arial" w:eastAsia="Arial" w:hAnsi="Arial"/>
@@ -19732,7 +19732,7 @@
               <w:spacing w:after="10" w:before="0"/>
               <w:ind w:left="120"/>
             </w:pPr>
-            <w:hyperlink w:history="1" r:id="rId4swyg1n_ivr93o8n5y24-">
+            <w:hyperlink w:history="1" r:id="rIdctlgl3-ee0nxxp5cmymrg">
               <w:r>
                 <w:rPr>
                   <w:rFonts w:ascii="Arial" w:cs="Arial" w:eastAsia="Arial" w:hAnsi="Arial"/>
@@ -19932,7 +19932,7 @@
             <w:pPr>
               <w:spacing w:after="20" w:before="0"/>
             </w:pPr>
-            <w:hyperlink w:history="1" r:id="rIdtnffrqy4ukfmpwg_hjacy">
+            <w:hyperlink w:history="1" r:id="rIdjwkxu9xjicw6zogcaeg4z">
               <w:r>
                 <w:rPr>
                   <w:rFonts w:ascii="Arial" w:cs="Arial" w:eastAsia="Arial" w:hAnsi="Arial"/>
@@ -19981,7 +19981,7 @@
               <w:spacing w:after="10" w:before="0"/>
               <w:ind w:left="120"/>
             </w:pPr>
-            <w:hyperlink w:history="1" r:id="rIdeajbsf1szt5jjwgmvikue">
+            <w:hyperlink w:history="1" r:id="rIdn7gqwpnbas5yjy2_phzae">
               <w:r>
                 <w:rPr>
                   <w:rFonts w:ascii="Arial" w:cs="Arial" w:eastAsia="Arial" w:hAnsi="Arial"/>
@@ -20026,7 +20026,7 @@
             <w:pPr>
               <w:spacing w:after="20" w:before="0"/>
             </w:pPr>
-            <w:hyperlink w:history="1" r:id="rIdvkcdl_-jtxgr4bmzvmbmc">
+            <w:hyperlink w:history="1" r:id="rIdjak7voyf_xmurxf7tecqd">
               <w:r>
                 <w:rPr>
                   <w:rFonts w:ascii="Arial" w:cs="Arial" w:eastAsia="Arial" w:hAnsi="Arial"/>
@@ -20059,7 +20059,7 @@
               <w:spacing w:after="10" w:before="0"/>
               <w:ind w:left="120"/>
             </w:pPr>
-            <w:hyperlink w:history="1" r:id="rIdvfndp_rmt6pgd6sozhpan">
+            <w:hyperlink w:history="1" r:id="rIdw2a5zec2vjf3jw0fkntmf">
               <w:r>
                 <w:rPr>
                   <w:rFonts w:ascii="Arial" w:cs="Arial" w:eastAsia="Arial" w:hAnsi="Arial"/>
@@ -20259,7 +20259,7 @@
             <w:pPr>
               <w:spacing w:after="20" w:before="0"/>
             </w:pPr>
-            <w:hyperlink w:history="1" r:id="rIdb1oriezqxvvmb9qja2kxb">
+            <w:hyperlink w:history="1" r:id="rIdwpfx3zj_tuoqcidfmgbr5">
               <w:r>
                 <w:rPr>
                   <w:rFonts w:ascii="Arial" w:cs="Arial" w:eastAsia="Arial" w:hAnsi="Arial"/>
@@ -20308,7 +20308,7 @@
               <w:spacing w:after="10" w:before="0"/>
               <w:ind w:left="120"/>
             </w:pPr>
-            <w:hyperlink w:history="1" r:id="rIddptlojfx8_rdo5mawgjp-">
+            <w:hyperlink w:history="1" r:id="rId-psimswzio2zi1qllnh6l">
               <w:r>
                 <w:rPr>
                   <w:rFonts w:ascii="Arial" w:cs="Arial" w:eastAsia="Arial" w:hAnsi="Arial"/>
@@ -20353,7 +20353,7 @@
             <w:pPr>
               <w:spacing w:after="20" w:before="0"/>
             </w:pPr>
-            <w:hyperlink w:history="1" r:id="rIdbrzu2s5afxl8szrk0ih_m">
+            <w:hyperlink w:history="1" r:id="rIdqi3b5cqbqicb2yen8qxxd">
               <w:r>
                 <w:rPr>
                   <w:rFonts w:ascii="Arial" w:cs="Arial" w:eastAsia="Arial" w:hAnsi="Arial"/>
@@ -20386,7 +20386,7 @@
               <w:spacing w:after="10" w:before="0"/>
               <w:ind w:left="120"/>
             </w:pPr>
-            <w:hyperlink w:history="1" r:id="rIdeb4iks3br5o5ukm7x5c-t">
+            <w:hyperlink w:history="1" r:id="rId_wa5xhdvs-u5p-mw4jzsa">
               <w:r>
                 <w:rPr>
                   <w:rFonts w:ascii="Arial" w:cs="Arial" w:eastAsia="Arial" w:hAnsi="Arial"/>
@@ -20586,7 +20586,7 @@
             <w:pPr>
               <w:spacing w:after="20" w:before="0"/>
             </w:pPr>
-            <w:hyperlink w:history="1" r:id="rIdwkds58ucly1k1ofva0-7b">
+            <w:hyperlink w:history="1" r:id="rIdg0nc_ezq2cfojxv-dl3fl">
               <w:r>
                 <w:rPr>
                   <w:rFonts w:ascii="Arial" w:cs="Arial" w:eastAsia="Arial" w:hAnsi="Arial"/>
@@ -20635,7 +20635,7 @@
               <w:spacing w:after="10" w:before="0"/>
               <w:ind w:left="120"/>
             </w:pPr>
-            <w:hyperlink w:history="1" r:id="rIdpwsi7uhjje8i3qatatoxo">
+            <w:hyperlink w:history="1" r:id="rId84ltl6fkfxekghmgvd-9c">
               <w:r>
                 <w:rPr>
                   <w:rFonts w:ascii="Arial" w:cs="Arial" w:eastAsia="Arial" w:hAnsi="Arial"/>
@@ -20680,7 +20680,7 @@
             <w:pPr>
               <w:spacing w:after="20" w:before="0"/>
             </w:pPr>
-            <w:hyperlink w:history="1" r:id="rIdfdyvhsguo4q26yf56ieex">
+            <w:hyperlink w:history="1" r:id="rIdqhndsyqcd1qqit2246saw">
               <w:r>
                 <w:rPr>
                   <w:rFonts w:ascii="Arial" w:cs="Arial" w:eastAsia="Arial" w:hAnsi="Arial"/>
@@ -20729,7 +20729,7 @@
               <w:spacing w:after="10" w:before="0"/>
               <w:ind w:left="120"/>
             </w:pPr>
-            <w:hyperlink w:history="1" r:id="rIdlfbrqiklyv-mh-sqi3ruk">
+            <w:hyperlink w:history="1" r:id="rIdgekp_dzlgoito3q66gsnp">
               <w:r>
                 <w:rPr>
                   <w:rFonts w:ascii="Arial" w:cs="Arial" w:eastAsia="Arial" w:hAnsi="Arial"/>
@@ -21254,7 +21254,7 @@
         </w:rPr>
         <w:t xml:space="preserve">© 2026 SeaVuria and ARES. Aligned with KICD objectives. Developed by SeaVuria; technical implementation by ARES (with AI assistance from Claude). Licensed under </w:t>
       </w:r>
-      <w:hyperlink w:history="1" r:id="rIdyoldxuhglklvb4gqseqvl">
+      <w:hyperlink w:history="1" r:id="rIdrkbop9nu-whkcpmu5fxtr">
         <w:r>
           <w:rPr>
             <w:rFonts w:ascii="Arial" w:cs="Arial" w:eastAsia="Arial" w:hAnsi="Arial"/>
@@ -21275,7 +21275,7 @@
         </w:rPr>
         <w:t xml:space="preserve"> (</w:t>
       </w:r>
-      <w:hyperlink w:history="1" r:id="rIdgewpuyk4j1u4awv2qx4sm">
+      <w:hyperlink w:history="1" r:id="rIdimgdu-bybyzoq0-4dzvkn">
         <w:r>
           <w:rPr>
             <w:rFonts w:ascii="Arial" w:cs="Arial" w:eastAsia="Arial" w:hAnsi="Arial"/>
@@ -22315,7 +22315,7 @@
             <w:pPr>
               <w:spacing w:after="20" w:before="0"/>
             </w:pPr>
-            <w:hyperlink w:history="1" r:id="rId-yooks55zi263jmfhnrah">
+            <w:hyperlink w:history="1" r:id="rIdv3jcmaiw2m_xjjlyhqvxk">
               <w:r>
                 <w:rPr>
                   <w:rFonts w:ascii="Arial" w:cs="Arial" w:eastAsia="Arial" w:hAnsi="Arial"/>
@@ -22348,7 +22348,7 @@
               <w:spacing w:after="10" w:before="0"/>
               <w:ind w:left="120"/>
             </w:pPr>
-            <w:hyperlink w:history="1" r:id="rId1hpnkzc7aoczclth2xa1a">
+            <w:hyperlink w:history="1" r:id="rIdbskdtouvipcflnkjopxjc">
               <w:r>
                 <w:rPr>
                   <w:rFonts w:ascii="Arial" w:cs="Arial" w:eastAsia="Arial" w:hAnsi="Arial"/>
@@ -22393,7 +22393,7 @@
             <w:pPr>
               <w:spacing w:after="20" w:before="0"/>
             </w:pPr>
-            <w:hyperlink w:history="1" r:id="rIdkef8zh1uzlpkctghynm20">
+            <w:hyperlink w:history="1" r:id="rIdp-b1tuspqw_g185oskgp6">
               <w:r>
                 <w:rPr>
                   <w:rFonts w:ascii="Arial" w:cs="Arial" w:eastAsia="Arial" w:hAnsi="Arial"/>
@@ -22426,7 +22426,7 @@
               <w:spacing w:after="10" w:before="0"/>
               <w:ind w:left="120"/>
             </w:pPr>
-            <w:hyperlink w:history="1" r:id="rIdkcjauh88efyq1nyn6zhmm">
+            <w:hyperlink w:history="1" r:id="rIdl1dnq1iqfxmz0nk_ljjpx">
               <w:r>
                 <w:rPr>
                   <w:rFonts w:ascii="Arial" w:cs="Arial" w:eastAsia="Arial" w:hAnsi="Arial"/>
@@ -22626,7 +22626,7 @@
             <w:pPr>
               <w:spacing w:after="20" w:before="0"/>
             </w:pPr>
-            <w:hyperlink w:history="1" r:id="rIdarxyeljmfq7btlesu4usw">
+            <w:hyperlink w:history="1" r:id="rIdsn_w6xahv61miq63m8kmr">
               <w:r>
                 <w:rPr>
                   <w:rFonts w:ascii="Arial" w:cs="Arial" w:eastAsia="Arial" w:hAnsi="Arial"/>
@@ -22659,7 +22659,7 @@
               <w:spacing w:after="10" w:before="0"/>
               <w:ind w:left="120"/>
             </w:pPr>
-            <w:hyperlink w:history="1" r:id="rIdvoaaqkhfzgy7rqibgrp5a">
+            <w:hyperlink w:history="1" r:id="rId-xxqikj8wxh2tovhsg9ch">
               <w:r>
                 <w:rPr>
                   <w:rFonts w:ascii="Arial" w:cs="Arial" w:eastAsia="Arial" w:hAnsi="Arial"/>
@@ -22704,7 +22704,7 @@
             <w:pPr>
               <w:spacing w:after="20" w:before="0"/>
             </w:pPr>
-            <w:hyperlink w:history="1" r:id="rIdebxfwy1n_b-_t9l9eflyo">
+            <w:hyperlink w:history="1" r:id="rId7ty5jgashskuwyflcbv4g">
               <w:r>
                 <w:rPr>
                   <w:rFonts w:ascii="Arial" w:cs="Arial" w:eastAsia="Arial" w:hAnsi="Arial"/>
@@ -22737,7 +22737,7 @@
               <w:spacing w:after="10" w:before="0"/>
               <w:ind w:left="120"/>
             </w:pPr>
-            <w:hyperlink w:history="1" r:id="rIddey_hamtabbeuajvlww5o">
+            <w:hyperlink w:history="1" r:id="rIdrmkroopoizhmaeaubhr55">
               <w:r>
                 <w:rPr>
                   <w:rFonts w:ascii="Arial" w:cs="Arial" w:eastAsia="Arial" w:hAnsi="Arial"/>
@@ -22937,7 +22937,7 @@
             <w:pPr>
               <w:spacing w:after="20" w:before="0"/>
             </w:pPr>
-            <w:hyperlink w:history="1" r:id="rIdwojp72q5y6liod8ax39mp">
+            <w:hyperlink w:history="1" r:id="rId68lfgvcsevmmfl0dxpvee">
               <w:r>
                 <w:rPr>
                   <w:rFonts w:ascii="Arial" w:cs="Arial" w:eastAsia="Arial" w:hAnsi="Arial"/>
@@ -22970,7 +22970,7 @@
               <w:spacing w:after="10" w:before="0"/>
               <w:ind w:left="120"/>
             </w:pPr>
-            <w:hyperlink w:history="1" r:id="rIdve_d4ajnavza5k3dq1o_x">
+            <w:hyperlink w:history="1" r:id="rIdvdo1p3pdsow3aft9iyvmz">
               <w:r>
                 <w:rPr>
                   <w:rFonts w:ascii="Arial" w:cs="Arial" w:eastAsia="Arial" w:hAnsi="Arial"/>
@@ -23015,7 +23015,7 @@
             <w:pPr>
               <w:spacing w:after="20" w:before="0"/>
             </w:pPr>
-            <w:hyperlink w:history="1" r:id="rIdonktzubienlkzq63t-pun">
+            <w:hyperlink w:history="1" r:id="rIdqh5qjjtfqxbovlggxijnq">
               <w:r>
                 <w:rPr>
                   <w:rFonts w:ascii="Arial" w:cs="Arial" w:eastAsia="Arial" w:hAnsi="Arial"/>
@@ -23048,7 +23048,7 @@
               <w:spacing w:after="10" w:before="0"/>
               <w:ind w:left="120"/>
             </w:pPr>
-            <w:hyperlink w:history="1" r:id="rId21akxggio_n8zo5vfbbfi">
+            <w:hyperlink w:history="1" r:id="rIdrw-pwaankd5vfzotbsctp">
               <w:r>
                 <w:rPr>
                   <w:rFonts w:ascii="Arial" w:cs="Arial" w:eastAsia="Arial" w:hAnsi="Arial"/>
@@ -23248,7 +23248,7 @@
             <w:pPr>
               <w:spacing w:after="20" w:before="0"/>
             </w:pPr>
-            <w:hyperlink w:history="1" r:id="rId3rtbkzbdiu27sxprisctf">
+            <w:hyperlink w:history="1" r:id="rIdncvyuwxiii38wxtvrz1ro">
               <w:r>
                 <w:rPr>
                   <w:rFonts w:ascii="Arial" w:cs="Arial" w:eastAsia="Arial" w:hAnsi="Arial"/>
@@ -23281,7 +23281,7 @@
               <w:spacing w:after="10" w:before="0"/>
               <w:ind w:left="120"/>
             </w:pPr>
-            <w:hyperlink w:history="1" r:id="rIdhfpohhw0uyykbhbzyhnk7">
+            <w:hyperlink w:history="1" r:id="rIda42_xbubjloag4b6few8x">
               <w:r>
                 <w:rPr>
                   <w:rFonts w:ascii="Arial" w:cs="Arial" w:eastAsia="Arial" w:hAnsi="Arial"/>
@@ -23326,7 +23326,7 @@
             <w:pPr>
               <w:spacing w:after="20" w:before="0"/>
             </w:pPr>
-            <w:hyperlink w:history="1" r:id="rIdmjho-sipxa_zboppf9st7">
+            <w:hyperlink w:history="1" r:id="rId35cnpraua_t_umhsaizya">
               <w:r>
                 <w:rPr>
                   <w:rFonts w:ascii="Arial" w:cs="Arial" w:eastAsia="Arial" w:hAnsi="Arial"/>
@@ -23359,7 +23359,7 @@
               <w:spacing w:after="10" w:before="0"/>
               <w:ind w:left="120"/>
             </w:pPr>
-            <w:hyperlink w:history="1" r:id="rId22ytf3924zvynb-vsxepc">
+            <w:hyperlink w:history="1" r:id="rIdhjsblgbc460gscvds6ax7">
               <w:r>
                 <w:rPr>
                   <w:rFonts w:ascii="Arial" w:cs="Arial" w:eastAsia="Arial" w:hAnsi="Arial"/>
@@ -23559,7 +23559,7 @@
             <w:pPr>
               <w:spacing w:after="20" w:before="0"/>
             </w:pPr>
-            <w:hyperlink w:history="1" r:id="rIdzoypsbite3shrgivtk8ag">
+            <w:hyperlink w:history="1" r:id="rId4o7rkxdlry6fkiu9s5oos">
               <w:r>
                 <w:rPr>
                   <w:rFonts w:ascii="Arial" w:cs="Arial" w:eastAsia="Arial" w:hAnsi="Arial"/>
@@ -23592,7 +23592,7 @@
               <w:spacing w:after="10" w:before="0"/>
               <w:ind w:left="120"/>
             </w:pPr>
-            <w:hyperlink w:history="1" r:id="rIdirqk08z9hzbqapi5mhicl">
+            <w:hyperlink w:history="1" r:id="rIdag2cqyvzpe4yjjmkmydwo">
               <w:r>
                 <w:rPr>
                   <w:rFonts w:ascii="Arial" w:cs="Arial" w:eastAsia="Arial" w:hAnsi="Arial"/>
@@ -23637,7 +23637,7 @@
             <w:pPr>
               <w:spacing w:after="20" w:before="0"/>
             </w:pPr>
-            <w:hyperlink w:history="1" r:id="rIdwv8cbpzutqxhcxhkfoz4u">
+            <w:hyperlink w:history="1" r:id="rIdetzqg82gmfjctabmkfkz8">
               <w:r>
                 <w:rPr>
                   <w:rFonts w:ascii="Arial" w:cs="Arial" w:eastAsia="Arial" w:hAnsi="Arial"/>
@@ -23686,7 +23686,7 @@
               <w:spacing w:after="10" w:before="0"/>
               <w:ind w:left="120"/>
             </w:pPr>
-            <w:hyperlink w:history="1" r:id="rIdmsctxwalsfmszs1ft8qi1">
+            <w:hyperlink w:history="1" r:id="rIdyleb3a-ultjuo3vx1t6fz">
               <w:r>
                 <w:rPr>
                   <w:rFonts w:ascii="Arial" w:cs="Arial" w:eastAsia="Arial" w:hAnsi="Arial"/>
@@ -24311,7 +24311,7 @@
         </w:rPr>
         <w:t xml:space="preserve">© 2026 SeaVuria and ARES. Aligned with KICD objectives. Developed by SeaVuria; technical implementation by ARES (with AI assistance from Claude). Licensed under </w:t>
       </w:r>
-      <w:hyperlink w:history="1" r:id="rIdvjvrbgn05et4vimedvpab">
+      <w:hyperlink w:history="1" r:id="rIdsxdhuwkw3jbvhu-bmlvae">
         <w:r>
           <w:rPr>
             <w:rFonts w:ascii="Arial" w:cs="Arial" w:eastAsia="Arial" w:hAnsi="Arial"/>
@@ -24332,7 +24332,7 @@
         </w:rPr>
         <w:t xml:space="preserve"> (</w:t>
       </w:r>
-      <w:hyperlink w:history="1" r:id="rIdno98j23ymkgaiyoqv_a1m">
+      <w:hyperlink w:history="1" r:id="rIdrhl7xynpjuavrxzo5sprn">
         <w:r>
           <w:rPr>
             <w:rFonts w:ascii="Arial" w:cs="Arial" w:eastAsia="Arial" w:hAnsi="Arial"/>
@@ -25372,7 +25372,7 @@
             <w:pPr>
               <w:spacing w:after="20" w:before="0"/>
             </w:pPr>
-            <w:hyperlink w:history="1" r:id="rId-ltiffi1iy4rt8bzwvkbv">
+            <w:hyperlink w:history="1" r:id="rIdquu14ix5bvu6wcbr8ulr4">
               <w:r>
                 <w:rPr>
                   <w:rFonts w:ascii="Arial" w:cs="Arial" w:eastAsia="Arial" w:hAnsi="Arial"/>
@@ -25405,7 +25405,7 @@
               <w:spacing w:after="10" w:before="0"/>
               <w:ind w:left="120"/>
             </w:pPr>
-            <w:hyperlink w:history="1" r:id="rIdaah9xdw5ymmhkxh4g6uzf">
+            <w:hyperlink w:history="1" r:id="rIdafyduyxtdvwth4isu_i85">
               <w:r>
                 <w:rPr>
                   <w:rFonts w:ascii="Arial" w:cs="Arial" w:eastAsia="Arial" w:hAnsi="Arial"/>
@@ -25450,7 +25450,7 @@
             <w:pPr>
               <w:spacing w:after="20" w:before="0"/>
             </w:pPr>
-            <w:hyperlink w:history="1" r:id="rIdlydoj0zyhy7asvzbeuvxi">
+            <w:hyperlink w:history="1" r:id="rId6zi_4az4qkvwky0ppqld1">
               <w:r>
                 <w:rPr>
                   <w:rFonts w:ascii="Arial" w:cs="Arial" w:eastAsia="Arial" w:hAnsi="Arial"/>
@@ -25483,7 +25483,7 @@
               <w:spacing w:after="10" w:before="0"/>
               <w:ind w:left="120"/>
             </w:pPr>
-            <w:hyperlink w:history="1" r:id="rIdsiv-0njy6uee5tmxavzgr">
+            <w:hyperlink w:history="1" r:id="rIdacgcy69vp6utrpzq2u5w8">
               <w:r>
                 <w:rPr>
                   <w:rFonts w:ascii="Arial" w:cs="Arial" w:eastAsia="Arial" w:hAnsi="Arial"/>
@@ -25683,7 +25683,7 @@
             <w:pPr>
               <w:spacing w:after="20" w:before="0"/>
             </w:pPr>
-            <w:hyperlink w:history="1" r:id="rId8vkdlcrg7ed1fjo-is8ez">
+            <w:hyperlink w:history="1" r:id="rIdf24cavgjd_33spnd5qbzy">
               <w:r>
                 <w:rPr>
                   <w:rFonts w:ascii="Arial" w:cs="Arial" w:eastAsia="Arial" w:hAnsi="Arial"/>
@@ -25716,7 +25716,7 @@
               <w:spacing w:after="10" w:before="0"/>
               <w:ind w:left="120"/>
             </w:pPr>
-            <w:hyperlink w:history="1" r:id="rIdomidzofkjhfmt6auntdol">
+            <w:hyperlink w:history="1" r:id="rId85-1sk7ve2xsh3afd1w0m">
               <w:r>
                 <w:rPr>
                   <w:rFonts w:ascii="Arial" w:cs="Arial" w:eastAsia="Arial" w:hAnsi="Arial"/>
@@ -25761,7 +25761,7 @@
             <w:pPr>
               <w:spacing w:after="20" w:before="0"/>
             </w:pPr>
-            <w:hyperlink w:history="1" r:id="rIdqiakzyf7iqkvr2btdy7n3">
+            <w:hyperlink w:history="1" r:id="rIdbkbw671imndu9qzjy-tss">
               <w:r>
                 <w:rPr>
                   <w:rFonts w:ascii="Arial" w:cs="Arial" w:eastAsia="Arial" w:hAnsi="Arial"/>
@@ -25794,7 +25794,7 @@
               <w:spacing w:after="10" w:before="0"/>
               <w:ind w:left="120"/>
             </w:pPr>
-            <w:hyperlink w:history="1" r:id="rIduqvlha5vgounwgo_-wqtr">
+            <w:hyperlink w:history="1" r:id="rIdihjnpsxv-tiirzr7r1k2t">
               <w:r>
                 <w:rPr>
                   <w:rFonts w:ascii="Arial" w:cs="Arial" w:eastAsia="Arial" w:hAnsi="Arial"/>
@@ -25994,7 +25994,7 @@
             <w:pPr>
               <w:spacing w:after="20" w:before="0"/>
             </w:pPr>
-            <w:hyperlink w:history="1" r:id="rIdifjxzej1siqb_kfw-amag">
+            <w:hyperlink w:history="1" r:id="rIdmoggtgwa-xrsn9inkoacg">
               <w:r>
                 <w:rPr>
                   <w:rFonts w:ascii="Arial" w:cs="Arial" w:eastAsia="Arial" w:hAnsi="Arial"/>
@@ -26043,7 +26043,7 @@
               <w:spacing w:after="10" w:before="0"/>
               <w:ind w:left="120"/>
             </w:pPr>
-            <w:hyperlink w:history="1" r:id="rIdp5t_x2qfzbhkskbian8zy">
+            <w:hyperlink w:history="1" r:id="rId8vit6jvuiqy7q3xq4xrfa">
               <w:r>
                 <w:rPr>
                   <w:rFonts w:ascii="Arial" w:cs="Arial" w:eastAsia="Arial" w:hAnsi="Arial"/>
@@ -26088,7 +26088,7 @@
             <w:pPr>
               <w:spacing w:after="20" w:before="0"/>
             </w:pPr>
-            <w:hyperlink w:history="1" r:id="rIdxjqtlyzd7e3wpsskznyr4">
+            <w:hyperlink w:history="1" r:id="rIdldyp1bqpcznp3-glsozfl">
               <w:r>
                 <w:rPr>
                   <w:rFonts w:ascii="Arial" w:cs="Arial" w:eastAsia="Arial" w:hAnsi="Arial"/>
@@ -26121,7 +26121,7 @@
               <w:spacing w:after="10" w:before="0"/>
               <w:ind w:left="120"/>
             </w:pPr>
-            <w:hyperlink w:history="1" r:id="rIdgwubdbps8rsnvetpz-otl">
+            <w:hyperlink w:history="1" r:id="rIdnwsfozik52xrsddxi51ot">
               <w:r>
                 <w:rPr>
                   <w:rFonts w:ascii="Arial" w:cs="Arial" w:eastAsia="Arial" w:hAnsi="Arial"/>
@@ -26321,7 +26321,7 @@
             <w:pPr>
               <w:spacing w:after="20" w:before="0"/>
             </w:pPr>
-            <w:hyperlink w:history="1" r:id="rIdsvlz3kjp6nzwisxsjd0lk">
+            <w:hyperlink w:history="1" r:id="rIdde2orckrftekpqtsnamyl">
               <w:r>
                 <w:rPr>
                   <w:rFonts w:ascii="Arial" w:cs="Arial" w:eastAsia="Arial" w:hAnsi="Arial"/>
@@ -26370,7 +26370,7 @@
               <w:spacing w:after="10" w:before="0"/>
               <w:ind w:left="120"/>
             </w:pPr>
-            <w:hyperlink w:history="1" r:id="rIddcek05alroinjfh0zx2if">
+            <w:hyperlink w:history="1" r:id="rIdir4q9rtw_cj2zk8d_ptqg">
               <w:r>
                 <w:rPr>
                   <w:rFonts w:ascii="Arial" w:cs="Arial" w:eastAsia="Arial" w:hAnsi="Arial"/>
@@ -26415,7 +26415,7 @@
             <w:pPr>
               <w:spacing w:after="20" w:before="0"/>
             </w:pPr>
-            <w:hyperlink w:history="1" r:id="rIdq2s_a0ouqludt8dnknabq">
+            <w:hyperlink w:history="1" r:id="rIdpgdknosen7scxieurk-md">
               <w:r>
                 <w:rPr>
                   <w:rFonts w:ascii="Arial" w:cs="Arial" w:eastAsia="Arial" w:hAnsi="Arial"/>
@@ -26448,7 +26448,7 @@
               <w:spacing w:after="10" w:before="0"/>
               <w:ind w:left="120"/>
             </w:pPr>
-            <w:hyperlink w:history="1" r:id="rIdon2ei8rcrztcpvcqdxdx3">
+            <w:hyperlink w:history="1" r:id="rId0t7jpbt7lxkv0ct7fitod">
               <w:r>
                 <w:rPr>
                   <w:rFonts w:ascii="Arial" w:cs="Arial" w:eastAsia="Arial" w:hAnsi="Arial"/>
@@ -26648,7 +26648,7 @@
             <w:pPr>
               <w:spacing w:after="20" w:before="0"/>
             </w:pPr>
-            <w:hyperlink w:history="1" r:id="rId64jo1rkygjeh5dnob10vb">
+            <w:hyperlink w:history="1" r:id="rIdiuk3tenkwj2nochunptv1">
               <w:r>
                 <w:rPr>
                   <w:rFonts w:ascii="Arial" w:cs="Arial" w:eastAsia="Arial" w:hAnsi="Arial"/>
@@ -26697,7 +26697,7 @@
               <w:spacing w:after="10" w:before="0"/>
               <w:ind w:left="120"/>
             </w:pPr>
-            <w:hyperlink w:history="1" r:id="rIdjbrrgg1kvufriwyrt0qpm">
+            <w:hyperlink w:history="1" r:id="rIdrhpigjl0nrf7ulogerzxv">
               <w:r>
                 <w:rPr>
                   <w:rFonts w:ascii="Arial" w:cs="Arial" w:eastAsia="Arial" w:hAnsi="Arial"/>
@@ -26742,7 +26742,7 @@
             <w:pPr>
               <w:spacing w:after="20" w:before="0"/>
             </w:pPr>
-            <w:hyperlink w:history="1" r:id="rIdxg2ikh5co3gtbpnz7lf1f">
+            <w:hyperlink w:history="1" r:id="rId9gcphlj3crxtmeukjnels">
               <w:r>
                 <w:rPr>
                   <w:rFonts w:ascii="Arial" w:cs="Arial" w:eastAsia="Arial" w:hAnsi="Arial"/>
@@ -26775,7 +26775,7 @@
               <w:spacing w:after="10" w:before="0"/>
               <w:ind w:left="120"/>
             </w:pPr>
-            <w:hyperlink w:history="1" r:id="rIdy_y0jbdrl5ob2nbeodfqp">
+            <w:hyperlink w:history="1" r:id="rId1f_cfsj8rpre8xqu7bo19">
               <w:r>
                 <w:rPr>
                   <w:rFonts w:ascii="Arial" w:cs="Arial" w:eastAsia="Arial" w:hAnsi="Arial"/>
@@ -27300,7 +27300,7 @@
         </w:rPr>
         <w:t xml:space="preserve">© 2026 SeaVuria and ARES. Aligned with KICD objectives. Developed by SeaVuria; technical implementation by ARES (with AI assistance from Claude). Licensed under </w:t>
       </w:r>
-      <w:hyperlink w:history="1" r:id="rIdi9shmwr3qjdvtrsozfam1">
+      <w:hyperlink w:history="1" r:id="rIds-hddliqtsdl7ylb83s2j">
         <w:r>
           <w:rPr>
             <w:rFonts w:ascii="Arial" w:cs="Arial" w:eastAsia="Arial" w:hAnsi="Arial"/>
@@ -27321,7 +27321,7 @@
         </w:rPr>
         <w:t xml:space="preserve"> (</w:t>
       </w:r>
-      <w:hyperlink w:history="1" r:id="rIdf4rvcryjmcrzuswd0afhv">
+      <w:hyperlink w:history="1" r:id="rIdl4_udhbxnbqiibsbgca0w">
         <w:r>
           <w:rPr>
             <w:rFonts w:ascii="Arial" w:cs="Arial" w:eastAsia="Arial" w:hAnsi="Arial"/>
